--- a/flutter_more_documents/f25_part2_of_flutter_extras_of_basic.docx
+++ b/flutter_more_documents/f25_part2_of_flutter_extras_of_basic.docx
@@ -6462,21 +6462,7 @@
           <w:sz w:val="36"/>
           <w:szCs w:val="36"/>
         </w:rPr>
-        <w:t xml:space="preserve">uses persistent </w:t>
-      </w:r>
-      <w:r>
-        <w:rPr>
-          <w:sz w:val="36"/>
-          <w:szCs w:val="36"/>
-        </w:rPr>
-        <w:t>real-time</w:t>
-      </w:r>
-      <w:r>
-        <w:rPr>
-          <w:sz w:val="36"/>
-          <w:szCs w:val="36"/>
-        </w:rPr>
-        <w:t xml:space="preserve"> connections</w:t>
+        <w:t>uses persistent real-time connections</w:t>
       </w:r>
       <w:r>
         <w:rPr>
@@ -6504,21 +6490,7 @@
           <w:sz w:val="36"/>
           <w:szCs w:val="36"/>
         </w:rPr>
-        <w:t xml:space="preserve">supports </w:t>
-      </w:r>
-      <w:r>
-        <w:rPr>
-          <w:sz w:val="36"/>
-          <w:szCs w:val="36"/>
-        </w:rPr>
-        <w:t>real-time</w:t>
-      </w:r>
-      <w:r>
-        <w:rPr>
-          <w:sz w:val="36"/>
-          <w:szCs w:val="36"/>
-        </w:rPr>
-        <w:t xml:space="preserve"> listeners.</w:t>
+        <w:t>supports real-time listeners.</w:t>
       </w:r>
       <w:r>
         <w:rPr>
@@ -6784,21 +6756,225 @@
           <w:sz w:val="36"/>
           <w:szCs w:val="36"/>
         </w:rPr>
-        <w:t xml:space="preserve">Firebase SDK handles </w:t>
-      </w:r>
-      <w:r>
-        <w:rPr>
-          <w:sz w:val="36"/>
-          <w:szCs w:val="36"/>
-        </w:rPr>
-        <w:t>real-time</w:t>
-      </w:r>
-      <w:r>
-        <w:rPr>
-          <w:sz w:val="36"/>
-          <w:szCs w:val="36"/>
-        </w:rPr>
-        <w:t xml:space="preserve"> networking internally.</w:t>
+        <w:t>Firebase SDK handles real-time networking internally.</w:t>
+      </w:r>
+    </w:p>
+    <w:p>
+      <w:pPr>
+        <w:jc w:val="both"/>
+        <w:rPr>
+          <w:sz w:val="36"/>
+          <w:szCs w:val="36"/>
+        </w:rPr>
+      </w:pPr>
+    </w:p>
+    <w:p>
+      <w:pPr>
+        <w:jc w:val="both"/>
+        <w:rPr>
+          <w:sz w:val="36"/>
+          <w:szCs w:val="36"/>
+        </w:rPr>
+      </w:pPr>
+    </w:p>
+    <w:p>
+      <w:pPr>
+        <w:jc w:val="both"/>
+        <w:rPr>
+          <w:b/>
+          <w:bCs/>
+          <w:sz w:val="36"/>
+          <w:szCs w:val="36"/>
+        </w:rPr>
+      </w:pPr>
+      <w:r>
+        <w:rPr>
+          <w:b/>
+          <w:bCs/>
+          <w:sz w:val="36"/>
+          <w:szCs w:val="36"/>
+        </w:rPr>
+        <w:t>GC in Dart</w:t>
+      </w:r>
+      <w:r>
+        <w:rPr>
+          <w:b/>
+          <w:bCs/>
+          <w:sz w:val="36"/>
+          <w:szCs w:val="36"/>
+        </w:rPr>
+        <w:t xml:space="preserve"> (Garbage Collection)</w:t>
+      </w:r>
+      <w:r>
+        <w:rPr>
+          <w:b/>
+          <w:bCs/>
+          <w:sz w:val="36"/>
+          <w:szCs w:val="36"/>
+        </w:rPr>
+        <w:t>:</w:t>
+      </w:r>
+    </w:p>
+    <w:p>
+      <w:pPr>
+        <w:jc w:val="both"/>
+        <w:rPr>
+          <w:sz w:val="36"/>
+          <w:szCs w:val="36"/>
+        </w:rPr>
+      </w:pPr>
+      <w:r>
+        <w:rPr>
+          <w:sz w:val="36"/>
+          <w:szCs w:val="36"/>
+        </w:rPr>
+        <w:t xml:space="preserve"># </w:t>
+      </w:r>
+      <w:r>
+        <w:rPr>
+          <w:sz w:val="36"/>
+          <w:szCs w:val="36"/>
+        </w:rPr>
+        <w:t>The</w:t>
+      </w:r>
+      <w:r>
+        <w:rPr>
+          <w:b/>
+          <w:bCs/>
+          <w:sz w:val="36"/>
+          <w:szCs w:val="36"/>
+        </w:rPr>
+        <w:t xml:space="preserve"> Dart VM</w:t>
+      </w:r>
+      <w:r>
+        <w:rPr>
+          <w:sz w:val="36"/>
+          <w:szCs w:val="36"/>
+        </w:rPr>
+        <w:t xml:space="preserve"> (Virtual Machine, a runtime environment and compilation engine for executing </w:t>
+      </w:r>
+      <w:r>
+        <w:rPr>
+          <w:b/>
+          <w:bCs/>
+          <w:sz w:val="36"/>
+          <w:szCs w:val="36"/>
+        </w:rPr>
+        <w:t>Dart</w:t>
+      </w:r>
+      <w:r>
+        <w:rPr>
+          <w:sz w:val="36"/>
+          <w:szCs w:val="36"/>
+        </w:rPr>
+        <w:t xml:space="preserve"> code)</w:t>
+      </w:r>
+      <w:r>
+        <w:rPr>
+          <w:sz w:val="36"/>
+          <w:szCs w:val="36"/>
+        </w:rPr>
+        <w:t xml:space="preserve"> handles memory management using a highly optimized generational garbage collector designed specifically to keep UI-heavy apps running smoothly.</w:t>
+      </w:r>
+    </w:p>
+    <w:p>
+      <w:pPr>
+        <w:jc w:val="both"/>
+        <w:rPr>
+          <w:sz w:val="36"/>
+          <w:szCs w:val="36"/>
+        </w:rPr>
+      </w:pPr>
+      <w:r>
+        <w:rPr>
+          <w:sz w:val="36"/>
+          <w:szCs w:val="36"/>
+        </w:rPr>
+        <w:t xml:space="preserve"># </w:t>
+      </w:r>
+      <w:r>
+        <w:rPr>
+          <w:b/>
+          <w:bCs/>
+          <w:sz w:val="36"/>
+          <w:szCs w:val="36"/>
+        </w:rPr>
+        <w:t>Dart</w:t>
+      </w:r>
+      <w:r>
+        <w:rPr>
+          <w:sz w:val="36"/>
+          <w:szCs w:val="36"/>
+        </w:rPr>
+        <w:t>'s garbage collection is broken down into two main phases:</w:t>
+      </w:r>
+    </w:p>
+    <w:p>
+      <w:pPr>
+        <w:pStyle w:val="ListParagraph"/>
+        <w:numPr>
+          <w:ilvl w:val="0"/>
+          <w:numId w:val="35"/>
+        </w:numPr>
+        <w:jc w:val="both"/>
+        <w:rPr>
+          <w:sz w:val="36"/>
+          <w:szCs w:val="36"/>
+        </w:rPr>
+      </w:pPr>
+      <w:r>
+        <w:rPr>
+          <w:b/>
+          <w:bCs/>
+          <w:sz w:val="36"/>
+          <w:szCs w:val="36"/>
+        </w:rPr>
+        <w:t>Young Space (Nursery):</w:t>
+      </w:r>
+      <w:r>
+        <w:rPr>
+          <w:sz w:val="36"/>
+          <w:szCs w:val="36"/>
+        </w:rPr>
+        <w:t xml:space="preserve"> Newly created objects (like temporary widgets) are stored here. It is collected very quickly using a fast, stop-the-world process called a scavenger.</w:t>
+      </w:r>
+    </w:p>
+    <w:p>
+      <w:pPr>
+        <w:pStyle w:val="ListParagraph"/>
+        <w:numPr>
+          <w:ilvl w:val="0"/>
+          <w:numId w:val="35"/>
+        </w:numPr>
+        <w:jc w:val="both"/>
+        <w:rPr>
+          <w:sz w:val="36"/>
+          <w:szCs w:val="36"/>
+        </w:rPr>
+      </w:pPr>
+      <w:r>
+        <w:rPr>
+          <w:b/>
+          <w:bCs/>
+          <w:sz w:val="36"/>
+          <w:szCs w:val="36"/>
+        </w:rPr>
+        <w:t>Old Space:</w:t>
+      </w:r>
+      <w:r>
+        <w:rPr>
+          <w:sz w:val="36"/>
+          <w:szCs w:val="36"/>
+        </w:rPr>
+        <w:t xml:space="preserve"> Objects that survive a few collection cycles are moved here. This area handles longer-lived objects </w:t>
+      </w:r>
+      <w:r>
+        <w:rPr>
+          <w:sz w:val="36"/>
+          <w:szCs w:val="36"/>
+        </w:rPr>
+        <w:lastRenderedPageBreak/>
+        <w:t>and is collected concurrently using mark-and-sweep or compacting algorithms so it doesn't freeze our app.</w:t>
       </w:r>
     </w:p>
     <w:p>
@@ -7134,7 +7310,6 @@
           <w:sz w:val="36"/>
           <w:szCs w:val="36"/>
         </w:rPr>
-        <w:lastRenderedPageBreak/>
         <w:t>Flatten widget trees – avoid deep nesting to reduce overdraw.</w:t>
       </w:r>
     </w:p>
@@ -7246,6 +7421,7 @@
           <w:sz w:val="36"/>
           <w:szCs w:val="36"/>
         </w:rPr>
+        <w:lastRenderedPageBreak/>
         <w:t xml:space="preserve">Optimize animations – use </w:t>
       </w:r>
       <w:proofErr w:type="spellStart"/>
@@ -7560,7 +7736,6 @@
           <w:sz w:val="36"/>
           <w:szCs w:val="36"/>
         </w:rPr>
-        <w:lastRenderedPageBreak/>
         <w:t xml:space="preserve"># </w:t>
       </w:r>
       <w:r>
@@ -9861,6 +10036,119 @@
     </w:lvl>
   </w:abstractNum>
   <w:abstractNum w:abstractNumId="20" w15:restartNumberingAfterBreak="0">
+    <w:nsid w:val="4A3641F2"/>
+    <w:multiLevelType w:val="hybridMultilevel"/>
+    <w:tmpl w:val="55A4C6E8"/>
+    <w:lvl w:ilvl="0" w:tplc="04090001">
+      <w:start w:val="1"/>
+      <w:numFmt w:val="bullet"/>
+      <w:lvlText w:val=""/>
+      <w:lvlJc w:val="left"/>
+      <w:pPr>
+        <w:ind w:left="360" w:hanging="360"/>
+      </w:pPr>
+      <w:rPr>
+        <w:rFonts w:ascii="Symbol" w:hAnsi="Symbol" w:hint="default"/>
+      </w:rPr>
+    </w:lvl>
+    <w:lvl w:ilvl="1" w:tplc="04090003" w:tentative="1">
+      <w:start w:val="1"/>
+      <w:numFmt w:val="bullet"/>
+      <w:lvlText w:val="o"/>
+      <w:lvlJc w:val="left"/>
+      <w:pPr>
+        <w:ind w:left="1080" w:hanging="360"/>
+      </w:pPr>
+      <w:rPr>
+        <w:rFonts w:ascii="Courier New" w:hAnsi="Courier New" w:cs="Courier New" w:hint="default"/>
+      </w:rPr>
+    </w:lvl>
+    <w:lvl w:ilvl="2" w:tplc="04090005" w:tentative="1">
+      <w:start w:val="1"/>
+      <w:numFmt w:val="bullet"/>
+      <w:lvlText w:val=""/>
+      <w:lvlJc w:val="left"/>
+      <w:pPr>
+        <w:ind w:left="1800" w:hanging="360"/>
+      </w:pPr>
+      <w:rPr>
+        <w:rFonts w:ascii="Wingdings" w:hAnsi="Wingdings" w:hint="default"/>
+      </w:rPr>
+    </w:lvl>
+    <w:lvl w:ilvl="3" w:tplc="04090001" w:tentative="1">
+      <w:start w:val="1"/>
+      <w:numFmt w:val="bullet"/>
+      <w:lvlText w:val=""/>
+      <w:lvlJc w:val="left"/>
+      <w:pPr>
+        <w:ind w:left="2520" w:hanging="360"/>
+      </w:pPr>
+      <w:rPr>
+        <w:rFonts w:ascii="Symbol" w:hAnsi="Symbol" w:hint="default"/>
+      </w:rPr>
+    </w:lvl>
+    <w:lvl w:ilvl="4" w:tplc="04090003" w:tentative="1">
+      <w:start w:val="1"/>
+      <w:numFmt w:val="bullet"/>
+      <w:lvlText w:val="o"/>
+      <w:lvlJc w:val="left"/>
+      <w:pPr>
+        <w:ind w:left="3240" w:hanging="360"/>
+      </w:pPr>
+      <w:rPr>
+        <w:rFonts w:ascii="Courier New" w:hAnsi="Courier New" w:cs="Courier New" w:hint="default"/>
+      </w:rPr>
+    </w:lvl>
+    <w:lvl w:ilvl="5" w:tplc="04090005" w:tentative="1">
+      <w:start w:val="1"/>
+      <w:numFmt w:val="bullet"/>
+      <w:lvlText w:val=""/>
+      <w:lvlJc w:val="left"/>
+      <w:pPr>
+        <w:ind w:left="3960" w:hanging="360"/>
+      </w:pPr>
+      <w:rPr>
+        <w:rFonts w:ascii="Wingdings" w:hAnsi="Wingdings" w:hint="default"/>
+      </w:rPr>
+    </w:lvl>
+    <w:lvl w:ilvl="6" w:tplc="04090001" w:tentative="1">
+      <w:start w:val="1"/>
+      <w:numFmt w:val="bullet"/>
+      <w:lvlText w:val=""/>
+      <w:lvlJc w:val="left"/>
+      <w:pPr>
+        <w:ind w:left="4680" w:hanging="360"/>
+      </w:pPr>
+      <w:rPr>
+        <w:rFonts w:ascii="Symbol" w:hAnsi="Symbol" w:hint="default"/>
+      </w:rPr>
+    </w:lvl>
+    <w:lvl w:ilvl="7" w:tplc="04090003" w:tentative="1">
+      <w:start w:val="1"/>
+      <w:numFmt w:val="bullet"/>
+      <w:lvlText w:val="o"/>
+      <w:lvlJc w:val="left"/>
+      <w:pPr>
+        <w:ind w:left="5400" w:hanging="360"/>
+      </w:pPr>
+      <w:rPr>
+        <w:rFonts w:ascii="Courier New" w:hAnsi="Courier New" w:cs="Courier New" w:hint="default"/>
+      </w:rPr>
+    </w:lvl>
+    <w:lvl w:ilvl="8" w:tplc="04090005" w:tentative="1">
+      <w:start w:val="1"/>
+      <w:numFmt w:val="bullet"/>
+      <w:lvlText w:val=""/>
+      <w:lvlJc w:val="left"/>
+      <w:pPr>
+        <w:ind w:left="6120" w:hanging="360"/>
+      </w:pPr>
+      <w:rPr>
+        <w:rFonts w:ascii="Wingdings" w:hAnsi="Wingdings" w:hint="default"/>
+      </w:rPr>
+    </w:lvl>
+  </w:abstractNum>
+  <w:abstractNum w:abstractNumId="21" w15:restartNumberingAfterBreak="0">
     <w:nsid w:val="54D8331E"/>
     <w:multiLevelType w:val="hybridMultilevel"/>
     <w:tmpl w:val="6DBC3E24"/>
@@ -9973,7 +10261,7 @@
       </w:rPr>
     </w:lvl>
   </w:abstractNum>
-  <w:abstractNum w:abstractNumId="21" w15:restartNumberingAfterBreak="0">
+  <w:abstractNum w:abstractNumId="22" w15:restartNumberingAfterBreak="0">
     <w:nsid w:val="5862625F"/>
     <w:multiLevelType w:val="hybridMultilevel"/>
     <w:tmpl w:val="4EEE81CC"/>
@@ -10086,7 +10374,7 @@
       </w:rPr>
     </w:lvl>
   </w:abstractNum>
-  <w:abstractNum w:abstractNumId="22" w15:restartNumberingAfterBreak="0">
+  <w:abstractNum w:abstractNumId="23" w15:restartNumberingAfterBreak="0">
     <w:nsid w:val="5D2F0CE6"/>
     <w:multiLevelType w:val="hybridMultilevel"/>
     <w:tmpl w:val="19E24308"/>
@@ -10199,7 +10487,7 @@
       </w:rPr>
     </w:lvl>
   </w:abstractNum>
-  <w:abstractNum w:abstractNumId="23" w15:restartNumberingAfterBreak="0">
+  <w:abstractNum w:abstractNumId="24" w15:restartNumberingAfterBreak="0">
     <w:nsid w:val="5E4015BD"/>
     <w:multiLevelType w:val="hybridMultilevel"/>
     <w:tmpl w:val="495A6B36"/>
@@ -10312,7 +10600,7 @@
       </w:rPr>
     </w:lvl>
   </w:abstractNum>
-  <w:abstractNum w:abstractNumId="24" w15:restartNumberingAfterBreak="0">
+  <w:abstractNum w:abstractNumId="25" w15:restartNumberingAfterBreak="0">
     <w:nsid w:val="607817EA"/>
     <w:multiLevelType w:val="hybridMultilevel"/>
     <w:tmpl w:val="3A4CD732"/>
@@ -10425,7 +10713,7 @@
       </w:rPr>
     </w:lvl>
   </w:abstractNum>
-  <w:abstractNum w:abstractNumId="25" w15:restartNumberingAfterBreak="0">
+  <w:abstractNum w:abstractNumId="26" w15:restartNumberingAfterBreak="0">
     <w:nsid w:val="6315678D"/>
     <w:multiLevelType w:val="hybridMultilevel"/>
     <w:tmpl w:val="B2A4B02C"/>
@@ -10538,7 +10826,7 @@
       </w:rPr>
     </w:lvl>
   </w:abstractNum>
-  <w:abstractNum w:abstractNumId="26" w15:restartNumberingAfterBreak="0">
+  <w:abstractNum w:abstractNumId="27" w15:restartNumberingAfterBreak="0">
     <w:nsid w:val="650711E6"/>
     <w:multiLevelType w:val="hybridMultilevel"/>
     <w:tmpl w:val="CCAA5394"/>
@@ -10651,7 +10939,7 @@
       </w:rPr>
     </w:lvl>
   </w:abstractNum>
-  <w:abstractNum w:abstractNumId="27" w15:restartNumberingAfterBreak="0">
+  <w:abstractNum w:abstractNumId="28" w15:restartNumberingAfterBreak="0">
     <w:nsid w:val="6F166BC8"/>
     <w:multiLevelType w:val="hybridMultilevel"/>
     <w:tmpl w:val="5450DF0E"/>
@@ -10764,7 +11052,7 @@
       </w:rPr>
     </w:lvl>
   </w:abstractNum>
-  <w:abstractNum w:abstractNumId="28" w15:restartNumberingAfterBreak="0">
+  <w:abstractNum w:abstractNumId="29" w15:restartNumberingAfterBreak="0">
     <w:nsid w:val="74AB02A7"/>
     <w:multiLevelType w:val="hybridMultilevel"/>
     <w:tmpl w:val="C99054E4"/>
@@ -10877,7 +11165,7 @@
       </w:rPr>
     </w:lvl>
   </w:abstractNum>
-  <w:abstractNum w:abstractNumId="29" w15:restartNumberingAfterBreak="0">
+  <w:abstractNum w:abstractNumId="30" w15:restartNumberingAfterBreak="0">
     <w:nsid w:val="7681171A"/>
     <w:multiLevelType w:val="hybridMultilevel"/>
     <w:tmpl w:val="071AEE76"/>
@@ -10990,7 +11278,7 @@
       </w:rPr>
     </w:lvl>
   </w:abstractNum>
-  <w:abstractNum w:abstractNumId="30" w15:restartNumberingAfterBreak="0">
+  <w:abstractNum w:abstractNumId="31" w15:restartNumberingAfterBreak="0">
     <w:nsid w:val="7A433030"/>
     <w:multiLevelType w:val="hybridMultilevel"/>
     <w:tmpl w:val="C5E68486"/>
@@ -11103,7 +11391,7 @@
       </w:rPr>
     </w:lvl>
   </w:abstractNum>
-  <w:abstractNum w:abstractNumId="31" w15:restartNumberingAfterBreak="0">
+  <w:abstractNum w:abstractNumId="32" w15:restartNumberingAfterBreak="0">
     <w:nsid w:val="7E5E1FEA"/>
     <w:multiLevelType w:val="hybridMultilevel"/>
     <w:tmpl w:val="1C64914A"/>
@@ -11216,7 +11504,7 @@
       </w:rPr>
     </w:lvl>
   </w:abstractNum>
-  <w:abstractNum w:abstractNumId="32" w15:restartNumberingAfterBreak="0">
+  <w:abstractNum w:abstractNumId="33" w15:restartNumberingAfterBreak="0">
     <w:nsid w:val="7EC8258B"/>
     <w:multiLevelType w:val="hybridMultilevel"/>
     <w:tmpl w:val="0616F9F2"/>
@@ -11329,7 +11617,7 @@
       </w:rPr>
     </w:lvl>
   </w:abstractNum>
-  <w:abstractNum w:abstractNumId="33" w15:restartNumberingAfterBreak="0">
+  <w:abstractNum w:abstractNumId="34" w15:restartNumberingAfterBreak="0">
     <w:nsid w:val="7EEB4865"/>
     <w:multiLevelType w:val="hybridMultilevel"/>
     <w:tmpl w:val="08F63770"/>
@@ -11452,10 +11740,10 @@
     <w:abstractNumId w:val="2"/>
   </w:num>
   <w:num w:numId="4" w16cid:durableId="407583132">
-    <w:abstractNumId w:val="21"/>
+    <w:abstractNumId w:val="22"/>
   </w:num>
   <w:num w:numId="5" w16cid:durableId="2001496723">
-    <w:abstractNumId w:val="20"/>
+    <w:abstractNumId w:val="21"/>
   </w:num>
   <w:num w:numId="6" w16cid:durableId="670909128">
     <w:abstractNumId w:val="9"/>
@@ -11473,7 +11761,7 @@
     <w:abstractNumId w:val="14"/>
   </w:num>
   <w:num w:numId="11" w16cid:durableId="252587664">
-    <w:abstractNumId w:val="32"/>
+    <w:abstractNumId w:val="33"/>
   </w:num>
   <w:num w:numId="12" w16cid:durableId="1864441290">
     <w:abstractNumId w:val="0"/>
@@ -11482,10 +11770,10 @@
     <w:abstractNumId w:val="1"/>
   </w:num>
   <w:num w:numId="14" w16cid:durableId="1631594971">
-    <w:abstractNumId w:val="29"/>
+    <w:abstractNumId w:val="30"/>
   </w:num>
   <w:num w:numId="15" w16cid:durableId="674918877">
-    <w:abstractNumId w:val="28"/>
+    <w:abstractNumId w:val="29"/>
   </w:num>
   <w:num w:numId="16" w16cid:durableId="1276403776">
     <w:abstractNumId w:val="16"/>
@@ -11497,25 +11785,25 @@
     <w:abstractNumId w:val="11"/>
   </w:num>
   <w:num w:numId="19" w16cid:durableId="226309148">
-    <w:abstractNumId w:val="26"/>
+    <w:abstractNumId w:val="27"/>
   </w:num>
   <w:num w:numId="20" w16cid:durableId="680207219">
     <w:abstractNumId w:val="10"/>
   </w:num>
   <w:num w:numId="21" w16cid:durableId="826046621">
-    <w:abstractNumId w:val="27"/>
+    <w:abstractNumId w:val="28"/>
   </w:num>
   <w:num w:numId="22" w16cid:durableId="500968977">
-    <w:abstractNumId w:val="31"/>
+    <w:abstractNumId w:val="32"/>
   </w:num>
   <w:num w:numId="23" w16cid:durableId="1245991022">
+    <w:abstractNumId w:val="25"/>
+  </w:num>
+  <w:num w:numId="24" w16cid:durableId="464350958">
     <w:abstractNumId w:val="24"/>
   </w:num>
-  <w:num w:numId="24" w16cid:durableId="464350958">
-    <w:abstractNumId w:val="23"/>
-  </w:num>
   <w:num w:numId="25" w16cid:durableId="1540583620">
-    <w:abstractNumId w:val="25"/>
+    <w:abstractNumId w:val="26"/>
   </w:num>
   <w:num w:numId="26" w16cid:durableId="1796827146">
     <w:abstractNumId w:val="7"/>
@@ -11524,7 +11812,7 @@
     <w:abstractNumId w:val="13"/>
   </w:num>
   <w:num w:numId="28" w16cid:durableId="1958487334">
-    <w:abstractNumId w:val="22"/>
+    <w:abstractNumId w:val="23"/>
   </w:num>
   <w:num w:numId="29" w16cid:durableId="1300577738">
     <w:abstractNumId w:val="8"/>
@@ -11536,13 +11824,16 @@
     <w:abstractNumId w:val="15"/>
   </w:num>
   <w:num w:numId="32" w16cid:durableId="445582602">
-    <w:abstractNumId w:val="30"/>
+    <w:abstractNumId w:val="31"/>
   </w:num>
   <w:num w:numId="33" w16cid:durableId="1461458438">
     <w:abstractNumId w:val="5"/>
   </w:num>
   <w:num w:numId="34" w16cid:durableId="278999216">
-    <w:abstractNumId w:val="33"/>
+    <w:abstractNumId w:val="34"/>
+  </w:num>
+  <w:num w:numId="35" w16cid:durableId="1837186236">
+    <w:abstractNumId w:val="20"/>
   </w:num>
 </w:numbering>
 </file>
@@ -12150,6 +12441,7 @@
   <w:style w:type="character" w:default="1" w:styleId="DefaultParagraphFont">
     <w:name w:val="Default Paragraph Font"/>
     <w:uiPriority w:val="1"/>
+    <w:semiHidden/>
     <w:unhideWhenUsed/>
   </w:style>
   <w:style w:type="table" w:default="1" w:styleId="TableNormal">

--- a/flutter_more_documents/f25_part2_of_flutter_extras_of_basic.docx
+++ b/flutter_more_documents/f25_part2_of_flutter_extras_of_basic.docx
@@ -2500,6 +2500,7 @@
                 <w:sz w:val="32"/>
                 <w:szCs w:val="32"/>
               </w:rPr>
+              <w:lastRenderedPageBreak/>
               <w:t>Older renderer</w:t>
             </w:r>
           </w:p>
@@ -2611,7 +2612,6 @@
                 <w:sz w:val="32"/>
                 <w:szCs w:val="32"/>
               </w:rPr>
-              <w:lastRenderedPageBreak/>
               <w:t xml:space="preserve">Can cause animation </w:t>
             </w:r>
             <w:proofErr w:type="spellStart"/>
@@ -3226,6 +3226,7 @@
           <w:sz w:val="32"/>
           <w:szCs w:val="32"/>
         </w:rPr>
+        <w:lastRenderedPageBreak/>
         <w:t># During Release Build → AOT = Ahead-Of-Time Compilation</w:t>
       </w:r>
     </w:p>
@@ -3262,7 +3263,6 @@
           <w:sz w:val="32"/>
           <w:szCs w:val="32"/>
         </w:rPr>
-        <w:lastRenderedPageBreak/>
         <w:t># Benefits:</w:t>
       </w:r>
     </w:p>
@@ -3801,7 +3801,6 @@
           <w:sz w:val="32"/>
           <w:szCs w:val="32"/>
         </w:rPr>
-        <w:lastRenderedPageBreak/>
         <w:t>More on Running Flutter App in Android:</w:t>
       </w:r>
     </w:p>
@@ -4007,14 +4006,7 @@
           <w:sz w:val="32"/>
           <w:szCs w:val="32"/>
         </w:rPr>
-        <w:t xml:space="preserve"> is the Embedder</w:t>
-      </w:r>
-      <w:r>
-        <w:rPr>
-          <w:sz w:val="32"/>
-          <w:szCs w:val="32"/>
-        </w:rPr>
-        <w:t xml:space="preserve"> that connects, provides the entry point and launches the </w:t>
+        <w:t xml:space="preserve"> is the Embedder that connects, provides the entry point and launches the </w:t>
       </w:r>
       <w:r>
         <w:rPr>
@@ -4336,6 +4328,7 @@
           <w:sz w:val="32"/>
           <w:szCs w:val="32"/>
         </w:rPr>
+        <w:lastRenderedPageBreak/>
         <w:t># But Activity itself belongs to the Android SDK/framework.</w:t>
       </w:r>
     </w:p>
@@ -4445,7 +4438,6 @@
           <w:sz w:val="32"/>
           <w:szCs w:val="32"/>
         </w:rPr>
-        <w:lastRenderedPageBreak/>
         <w:t xml:space="preserve"># Native Android (uses native components like </w:t>
       </w:r>
       <w:proofErr w:type="spellStart"/>
@@ -4933,6 +4925,7 @@
                 <w:sz w:val="32"/>
                 <w:szCs w:val="32"/>
               </w:rPr>
+              <w:lastRenderedPageBreak/>
               <w:t>Area</w:t>
             </w:r>
           </w:p>
@@ -5089,7 +5082,6 @@
                 <w:sz w:val="32"/>
                 <w:szCs w:val="32"/>
               </w:rPr>
-              <w:lastRenderedPageBreak/>
               <w:t>App Size</w:t>
             </w:r>
           </w:p>
@@ -5550,6 +5542,7 @@
           <w:sz w:val="32"/>
           <w:szCs w:val="32"/>
         </w:rPr>
+        <w:lastRenderedPageBreak/>
         <w:t>Flutter UI → Platform Channel → Kotlin/Swift Native Code</w:t>
       </w:r>
     </w:p>
@@ -5912,6 +5905,7 @@
           <w:sz w:val="32"/>
           <w:szCs w:val="32"/>
         </w:rPr>
+        <w:lastRenderedPageBreak/>
         <w:t>↕</w:t>
       </w:r>
     </w:p>
@@ -5973,7 +5967,6 @@
           <w:sz w:val="32"/>
           <w:szCs w:val="32"/>
         </w:rPr>
-        <w:lastRenderedPageBreak/>
         <w:t xml:space="preserve"># </w:t>
       </w:r>
       <w:r>
@@ -6251,6 +6244,22 @@
     </w:p>
     <w:p>
       <w:pPr>
+        <w:jc w:val="center"/>
+        <w:rPr>
+          <w:sz w:val="32"/>
+          <w:szCs w:val="32"/>
+        </w:rPr>
+      </w:pPr>
+      <w:r>
+        <w:rPr>
+          <w:sz w:val="32"/>
+          <w:szCs w:val="32"/>
+        </w:rPr>
+        <w:t>Break</w:t>
+      </w:r>
+    </w:p>
+    <w:p>
+      <w:pPr>
         <w:jc w:val="both"/>
         <w:rPr>
           <w:sz w:val="32"/>
@@ -6323,7 +6332,15 @@
           <w:sz w:val="32"/>
           <w:szCs w:val="32"/>
         </w:rPr>
-        <w:t xml:space="preserve"> code) handles memory management using a highly optimized generational garbage collector designed specifically to keep UI-heavy apps running smoothly.</w:t>
+        <w:t xml:space="preserve"> code) handles memory management using a highly optimized generational garbage </w:t>
+      </w:r>
+      <w:r>
+        <w:rPr>
+          <w:sz w:val="32"/>
+          <w:szCs w:val="32"/>
+        </w:rPr>
+        <w:lastRenderedPageBreak/>
+        <w:t>collector designed specifically to keep UI-heavy apps running smoothly.</w:t>
       </w:r>
     </w:p>
     <w:p>
@@ -6408,7 +6425,6 @@
           <w:sz w:val="32"/>
           <w:szCs w:val="32"/>
         </w:rPr>
-        <w:lastRenderedPageBreak/>
         <w:t>Old Space:</w:t>
       </w:r>
       <w:r>
@@ -6427,6 +6443,92 @@
           <w:szCs w:val="32"/>
         </w:rPr>
       </w:pPr>
+    </w:p>
+    <w:p>
+      <w:pPr>
+        <w:jc w:val="center"/>
+        <w:rPr>
+          <w:sz w:val="32"/>
+          <w:szCs w:val="32"/>
+        </w:rPr>
+      </w:pPr>
+      <w:r>
+        <w:rPr>
+          <w:sz w:val="32"/>
+          <w:szCs w:val="32"/>
+        </w:rPr>
+        <w:t>Break</w:t>
+      </w:r>
+    </w:p>
+    <w:p>
+      <w:pPr>
+        <w:jc w:val="both"/>
+        <w:rPr>
+          <w:sz w:val="32"/>
+          <w:szCs w:val="32"/>
+        </w:rPr>
+      </w:pPr>
+    </w:p>
+    <w:p>
+      <w:pPr>
+        <w:jc w:val="both"/>
+        <w:rPr>
+          <w:b/>
+          <w:bCs/>
+          <w:sz w:val="32"/>
+          <w:szCs w:val="32"/>
+        </w:rPr>
+      </w:pPr>
+      <w:r>
+        <w:rPr>
+          <w:b/>
+          <w:bCs/>
+          <w:sz w:val="32"/>
+          <w:szCs w:val="32"/>
+        </w:rPr>
+        <w:t>Mono-repos in Flutter:</w:t>
+      </w:r>
+    </w:p>
+    <w:p>
+      <w:pPr>
+        <w:jc w:val="both"/>
+        <w:rPr>
+          <w:sz w:val="32"/>
+          <w:szCs w:val="32"/>
+        </w:rPr>
+      </w:pPr>
+      <w:r>
+        <w:rPr>
+          <w:sz w:val="32"/>
+          <w:szCs w:val="32"/>
+        </w:rPr>
+        <w:t># See p1 programming mental models</w:t>
+      </w:r>
+    </w:p>
+    <w:p>
+      <w:pPr>
+        <w:jc w:val="both"/>
+        <w:rPr>
+          <w:sz w:val="32"/>
+          <w:szCs w:val="32"/>
+        </w:rPr>
+      </w:pPr>
+    </w:p>
+    <w:p>
+      <w:pPr>
+        <w:jc w:val="center"/>
+        <w:rPr>
+          <w:sz w:val="32"/>
+          <w:szCs w:val="32"/>
+        </w:rPr>
+      </w:pPr>
+      <w:r>
+        <w:rPr>
+          <w:sz w:val="32"/>
+          <w:szCs w:val="32"/>
+        </w:rPr>
+        <w:t>Break</w:t>
+      </w:r>
     </w:p>
     <w:p>
       <w:pPr>
@@ -6626,6 +6728,7 @@
           <w:sz w:val="32"/>
           <w:szCs w:val="32"/>
         </w:rPr>
+        <w:lastRenderedPageBreak/>
         <w:t>Pagination &amp; lazy loading – don’t load all data at once; save memory.</w:t>
       </w:r>
     </w:p>
@@ -6920,7 +7023,6 @@
           <w:sz w:val="32"/>
           <w:szCs w:val="32"/>
         </w:rPr>
-        <w:lastRenderedPageBreak/>
         <w:t xml:space="preserve">Profile your app – always check memory, rebuilds, and FPS with Flutter </w:t>
       </w:r>
       <w:proofErr w:type="spellStart"/>
@@ -7178,6 +7280,7 @@
           <w:sz w:val="32"/>
           <w:szCs w:val="32"/>
         </w:rPr>
+        <w:lastRenderedPageBreak/>
         <w:t xml:space="preserve"># </w:t>
       </w:r>
       <w:r>
